--- a/spr1.docx
+++ b/spr1.docx
@@ -168,7 +168,7 @@
           <w:b/>
           <w:bCs/>
         </w:rPr>
-        <w:t>Program</w:t>
+        <w:t xml:space="preserve">Instrukcja obsługi </w:t>
       </w:r>
       <w:r>
         <w:rPr>
@@ -176,78 +176,224 @@
           <w:b/>
           <w:bCs/>
         </w:rPr>
-        <w:t xml:space="preserve"> </w:t>
-      </w:r>
-    </w:p>
-    <w:p>
-      <w:pPr>
-        <w:rPr>
-          <w:rFonts w:ascii="Times New Roman" w:hAnsi="Times New Roman" w:cs="Times New Roman"/>
-        </w:rPr>
-      </w:pPr>
-      <w:r>
-        <w:rPr>
-          <w:rFonts w:ascii="Times New Roman" w:hAnsi="Times New Roman" w:cs="Times New Roman"/>
-        </w:rPr>
-        <w:t xml:space="preserve">Ze względu na prostotę implementacji, zdecydowałem się napisać swój projekt w języku </w:t>
-      </w:r>
-      <w:proofErr w:type="spellStart"/>
-      <w:r>
-        <w:rPr>
-          <w:rFonts w:ascii="Times New Roman" w:hAnsi="Times New Roman" w:cs="Times New Roman"/>
-        </w:rPr>
-        <w:t>Python</w:t>
-      </w:r>
-      <w:proofErr w:type="spellEnd"/>
-      <w:r>
-        <w:rPr>
-          <w:rFonts w:ascii="Times New Roman" w:hAnsi="Times New Roman" w:cs="Times New Roman"/>
-        </w:rPr>
-        <w:t xml:space="preserve">, wykorzystując bibliotekę </w:t>
-      </w:r>
-      <w:proofErr w:type="spellStart"/>
-      <w:r>
-        <w:rPr>
-          <w:rFonts w:ascii="Times New Roman" w:hAnsi="Times New Roman" w:cs="Times New Roman"/>
-        </w:rPr>
-        <w:t>matplotlib</w:t>
-      </w:r>
-      <w:proofErr w:type="spellEnd"/>
-      <w:r>
-        <w:rPr>
-          <w:rFonts w:ascii="Times New Roman" w:hAnsi="Times New Roman" w:cs="Times New Roman"/>
-        </w:rPr>
-        <w:t xml:space="preserve"> do rysowania niezbędnych wykresów. Zgodnie z treścią polecenia, zawarłem w </w:t>
-      </w:r>
-      <w:r>
-        <w:rPr>
-          <w:rFonts w:ascii="Times New Roman" w:hAnsi="Times New Roman" w:cs="Times New Roman"/>
-        </w:rPr>
-        <w:t>kodzie</w:t>
-      </w:r>
-      <w:r>
-        <w:rPr>
-          <w:rFonts w:ascii="Times New Roman" w:hAnsi="Times New Roman" w:cs="Times New Roman"/>
-        </w:rPr>
-        <w:t xml:space="preserve"> nieproporcjonalną ruletkę</w:t>
-      </w:r>
-      <w:r>
-        <w:rPr>
-          <w:rFonts w:ascii="Times New Roman" w:hAnsi="Times New Roman" w:cs="Times New Roman"/>
-        </w:rPr>
-        <w:t xml:space="preserve">, krzyżowanie proste poprzez zamianę ogonów, a także mutację równomierną. Sama funkcja, jej argumenty, jak i parametry (wielkość populacji, liczba pokoleń, prawdopodobieństwo krzyżowania, prawdopodobieństwo mutacji) są podane bezpośrednio </w:t>
-      </w:r>
-      <w:r>
-        <w:rPr>
-          <w:rFonts w:ascii="Times New Roman" w:hAnsi="Times New Roman" w:cs="Times New Roman"/>
-        </w:rPr>
-        <w:t>na górze kodu</w:t>
-      </w:r>
-      <w:r>
-        <w:rPr>
-          <w:rFonts w:ascii="Times New Roman" w:hAnsi="Times New Roman" w:cs="Times New Roman"/>
-        </w:rPr>
-        <w:t>. W związku z tym program przy uruchomieniu nie przyjmuje żadnych parametrów.</w:t>
+        <w:t>(Visual Studio 2022, Python)</w:t>
+      </w:r>
+    </w:p>
+    <w:p>
+      <w:pPr>
+        <w:rPr>
+          <w:rFonts w:ascii="Times New Roman" w:hAnsi="Times New Roman" w:cs="Times New Roman"/>
+        </w:rPr>
+      </w:pPr>
+      <w:r>
+        <w:rPr>
+          <w:rFonts w:ascii="Times New Roman" w:hAnsi="Times New Roman" w:cs="Times New Roman"/>
+        </w:rPr>
+        <w:t>Program realizuje prosty algorytm genetyczny optymalizujący funkcję kwadratową. Parametrami pracy algorytmu można sterować poprzez zmienne globalne znajdujące się na początku kodu:</w:t>
+      </w:r>
+    </w:p>
+    <w:p>
+      <w:pPr>
+        <w:numPr>
+          <w:ilvl w:val="0"/>
+          <w:numId w:val="2"/>
+        </w:numPr>
+        <w:rPr>
+          <w:rFonts w:ascii="Times New Roman" w:hAnsi="Times New Roman" w:cs="Times New Roman"/>
+        </w:rPr>
+      </w:pPr>
+      <w:r>
+        <w:rPr>
+          <w:rFonts w:ascii="Times New Roman" w:hAnsi="Times New Roman" w:cs="Times New Roman"/>
+          <w:b/>
+          <w:bCs/>
+        </w:rPr>
+        <w:t>POPULATION_SIZE</w:t>
+      </w:r>
+      <w:r>
+        <w:rPr>
+          <w:rFonts w:ascii="Times New Roman" w:hAnsi="Times New Roman" w:cs="Times New Roman"/>
+        </w:rPr>
+        <w:t xml:space="preserve"> – liczba osobników w populacji (większa wartość = dokładniejsze, ale wolniejsze działanie)</w:t>
+      </w:r>
+      <w:r>
+        <w:rPr>
+          <w:rFonts w:ascii="Times New Roman" w:hAnsi="Times New Roman" w:cs="Times New Roman"/>
+        </w:rPr>
+        <w:t>. Jest wyrażana w liczbach naturalnych</w:t>
+      </w:r>
+      <w:r>
+        <w:rPr>
+          <w:rFonts w:ascii="Times New Roman" w:hAnsi="Times New Roman" w:cs="Times New Roman"/>
+        </w:rPr>
+        <w:t>.</w:t>
+      </w:r>
+    </w:p>
+    <w:p>
+      <w:pPr>
+        <w:numPr>
+          <w:ilvl w:val="0"/>
+          <w:numId w:val="2"/>
+        </w:numPr>
+        <w:rPr>
+          <w:rFonts w:ascii="Times New Roman" w:hAnsi="Times New Roman" w:cs="Times New Roman"/>
+        </w:rPr>
+      </w:pPr>
+      <w:r>
+        <w:rPr>
+          <w:rFonts w:ascii="Times New Roman" w:hAnsi="Times New Roman" w:cs="Times New Roman"/>
+          <w:b/>
+          <w:bCs/>
+        </w:rPr>
+        <w:t>NUM_GENERATIONS</w:t>
+      </w:r>
+      <w:r>
+        <w:rPr>
+          <w:rFonts w:ascii="Times New Roman" w:hAnsi="Times New Roman" w:cs="Times New Roman"/>
+        </w:rPr>
+        <w:t xml:space="preserve"> – liczba generacji, czyli iteracji algorytmu.</w:t>
+      </w:r>
+      <w:r>
+        <w:rPr>
+          <w:rFonts w:ascii="Times New Roman" w:hAnsi="Times New Roman" w:cs="Times New Roman"/>
+        </w:rPr>
+        <w:t xml:space="preserve"> Jest wyrażana w liczbach naturalnych.</w:t>
+      </w:r>
+    </w:p>
+    <w:p>
+      <w:pPr>
+        <w:numPr>
+          <w:ilvl w:val="0"/>
+          <w:numId w:val="2"/>
+        </w:numPr>
+        <w:rPr>
+          <w:rFonts w:ascii="Times New Roman" w:hAnsi="Times New Roman" w:cs="Times New Roman"/>
+        </w:rPr>
+      </w:pPr>
+      <w:r>
+        <w:rPr>
+          <w:rFonts w:ascii="Times New Roman" w:hAnsi="Times New Roman" w:cs="Times New Roman"/>
+          <w:b/>
+          <w:bCs/>
+        </w:rPr>
+        <w:t>CROSSOVER_PROB</w:t>
+      </w:r>
+      <w:r>
+        <w:rPr>
+          <w:rFonts w:ascii="Times New Roman" w:hAnsi="Times New Roman" w:cs="Times New Roman"/>
+        </w:rPr>
+        <w:t xml:space="preserve"> – prawdopodobieństwo krzyżowania rodziców.</w:t>
+      </w:r>
+      <w:r>
+        <w:rPr>
+          <w:rFonts w:ascii="Times New Roman" w:hAnsi="Times New Roman" w:cs="Times New Roman"/>
+        </w:rPr>
+        <w:t xml:space="preserve"> Jest wyrażana w wartościach od 0 do 1.</w:t>
+      </w:r>
+    </w:p>
+    <w:p>
+      <w:pPr>
+        <w:numPr>
+          <w:ilvl w:val="0"/>
+          <w:numId w:val="2"/>
+        </w:numPr>
+        <w:rPr>
+          <w:rFonts w:ascii="Times New Roman" w:hAnsi="Times New Roman" w:cs="Times New Roman"/>
+        </w:rPr>
+      </w:pPr>
+      <w:r>
+        <w:rPr>
+          <w:rFonts w:ascii="Times New Roman" w:hAnsi="Times New Roman" w:cs="Times New Roman"/>
+          <w:b/>
+          <w:bCs/>
+        </w:rPr>
+        <w:t>MUTATION_PROB</w:t>
+      </w:r>
+      <w:r>
+        <w:rPr>
+          <w:rFonts w:ascii="Times New Roman" w:hAnsi="Times New Roman" w:cs="Times New Roman"/>
+        </w:rPr>
+        <w:t xml:space="preserve"> – prawdopodobieństwo mutacji bitu w chromosomie.</w:t>
+      </w:r>
+      <w:r>
+        <w:rPr>
+          <w:rFonts w:ascii="Times New Roman" w:hAnsi="Times New Roman" w:cs="Times New Roman"/>
+        </w:rPr>
+        <w:t xml:space="preserve"> Jest wyrażana w wartościach od 0 do 1.</w:t>
+      </w:r>
+    </w:p>
+    <w:p>
+      <w:pPr>
+        <w:numPr>
+          <w:ilvl w:val="0"/>
+          <w:numId w:val="2"/>
+        </w:numPr>
+        <w:rPr>
+          <w:rFonts w:ascii="Times New Roman" w:hAnsi="Times New Roman" w:cs="Times New Roman"/>
+        </w:rPr>
+      </w:pPr>
+      <w:r>
+        <w:rPr>
+          <w:rFonts w:ascii="Times New Roman" w:hAnsi="Times New Roman" w:cs="Times New Roman"/>
+          <w:b/>
+          <w:bCs/>
+        </w:rPr>
+        <w:t>DOMAIN</w:t>
+      </w:r>
+      <w:r>
+        <w:rPr>
+          <w:rFonts w:ascii="Times New Roman" w:hAnsi="Times New Roman" w:cs="Times New Roman"/>
+        </w:rPr>
+        <w:t xml:space="preserve"> – zakres dopuszczalnych wartości argumentu funkcji.</w:t>
+      </w:r>
+      <w:r>
+        <w:rPr>
+          <w:rFonts w:ascii="Times New Roman" w:hAnsi="Times New Roman" w:cs="Times New Roman"/>
+        </w:rPr>
+        <w:t xml:space="preserve"> Przyjmuje liczby rzeczywiste. Należy wpisać wartości zakresu w miejsce, gdzie znajdują się liczby -1 i 22 w </w:t>
+      </w:r>
+      <w:r>
+        <w:rPr>
+          <w:rFonts w:ascii="Times New Roman" w:hAnsi="Times New Roman" w:cs="Times New Roman"/>
+        </w:rPr>
+        <w:t>list(range(-1, 22))</w:t>
+      </w:r>
+      <w:r>
+        <w:rPr>
+          <w:rFonts w:ascii="Times New Roman" w:hAnsi="Times New Roman" w:cs="Times New Roman"/>
+        </w:rPr>
+        <w:t>.</w:t>
+      </w:r>
+    </w:p>
+    <w:p>
+      <w:pPr>
+        <w:numPr>
+          <w:ilvl w:val="0"/>
+          <w:numId w:val="2"/>
+        </w:numPr>
+        <w:rPr>
+          <w:rFonts w:ascii="Times New Roman" w:hAnsi="Times New Roman" w:cs="Times New Roman"/>
+        </w:rPr>
+      </w:pPr>
+      <w:r>
+        <w:rPr>
+          <w:rFonts w:ascii="Times New Roman" w:hAnsi="Times New Roman" w:cs="Times New Roman"/>
+          <w:b/>
+          <w:bCs/>
+        </w:rPr>
+        <w:t>OFFSET</w:t>
+      </w:r>
+      <w:r>
+        <w:rPr>
+          <w:rFonts w:ascii="Times New Roman" w:hAnsi="Times New Roman" w:cs="Times New Roman"/>
+        </w:rPr>
+        <w:t xml:space="preserve"> – przesunięcie wartości funkcji, używane do uniknięcia ujemnych ocen dopasowania.</w:t>
+      </w:r>
+      <w:r>
+        <w:rPr>
+          <w:rFonts w:ascii="Times New Roman" w:hAnsi="Times New Roman" w:cs="Times New Roman"/>
+        </w:rPr>
+        <w:t xml:space="preserve"> Wyrażany w liczbach naturalnych.</w:t>
       </w:r>
     </w:p>
     <w:p>
@@ -261,9 +407,9 @@
           <w:rFonts w:ascii="Times New Roman" w:hAnsi="Times New Roman" w:cs="Times New Roman"/>
         </w:rPr>
         <w:drawing>
-          <wp:inline distT="0" distB="0" distL="0" distR="0" wp14:anchorId="62480D77" wp14:editId="6DA81E1E">
-            <wp:extent cx="2710543" cy="1352170"/>
-            <wp:effectExtent l="0" t="0" r="0" b="635"/>
+          <wp:inline distT="0" distB="0" distL="0" distR="0" wp14:anchorId="513ED4BC" wp14:editId="656049A2">
+            <wp:extent cx="2710032" cy="914400"/>
+            <wp:effectExtent l="0" t="0" r="0" b="0"/>
             <wp:docPr id="540680300" name="Obraz 1" descr="Obraz zawierający tekst, zrzut ekranu, Czcionka, numer&#10;&#10;Zawartość wygenerowana przez AI może być niepoprawna."/>
             <wp:cNvGraphicFramePr>
               <a:graphicFrameLocks xmlns:a="http://schemas.openxmlformats.org/drawingml/2006/main" noChangeAspect="1"/>
@@ -275,26 +421,366 @@
                     <pic:cNvPr id="540680300" name="Obraz 1" descr="Obraz zawierający tekst, zrzut ekranu, Czcionka, numer&#10;&#10;Zawartość wygenerowana przez AI może być niepoprawna."/>
                     <pic:cNvPicPr/>
                   </pic:nvPicPr>
-                  <pic:blipFill>
+                  <pic:blipFill rotWithShape="1">
                     <a:blip r:embed="rId5"/>
+                    <a:srcRect b="32362"/>
                     <a:stretch>
                       <a:fillRect/>
                     </a:stretch>
                   </pic:blipFill>
-                  <pic:spPr>
+                  <pic:spPr bwMode="auto">
                     <a:xfrm>
                       <a:off x="0" y="0"/>
-                      <a:ext cx="2720684" cy="1357229"/>
+                      <a:ext cx="2720684" cy="917994"/>
                     </a:xfrm>
                     <a:prstGeom prst="rect">
                       <a:avLst/>
                     </a:prstGeom>
+                    <a:ln>
+                      <a:noFill/>
+                    </a:ln>
+                    <a:extLst>
+                      <a:ext uri="{53640926-AAD7-44D8-BBD7-CCE9431645EC}">
+                        <a14:shadowObscured xmlns:a14="http://schemas.microsoft.com/office/drawing/2010/main"/>
+                      </a:ext>
+                    </a:extLst>
                   </pic:spPr>
                 </pic:pic>
               </a:graphicData>
             </a:graphic>
           </wp:inline>
         </w:drawing>
+      </w:r>
+    </w:p>
+    <w:p>
+      <w:pPr>
+        <w:rPr>
+          <w:rFonts w:ascii="Times New Roman" w:hAnsi="Times New Roman" w:cs="Times New Roman"/>
+        </w:rPr>
+      </w:pPr>
+    </w:p>
+    <w:p>
+      <w:pPr>
+        <w:rPr>
+          <w:rFonts w:ascii="Times New Roman" w:hAnsi="Times New Roman" w:cs="Times New Roman"/>
+        </w:rPr>
+      </w:pPr>
+      <w:r>
+        <w:rPr>
+          <w:rFonts w:ascii="Times New Roman" w:hAnsi="Times New Roman" w:cs="Times New Roman"/>
+        </w:rPr>
+        <w:lastRenderedPageBreak/>
+        <w:t xml:space="preserve">Wzór badanej funkcji powinien zostać podany jako element, który zwraca funkcja </w:t>
+      </w:r>
+      <w:r>
+        <w:rPr>
+          <w:rFonts w:ascii="Times New Roman" w:hAnsi="Times New Roman" w:cs="Times New Roman"/>
+        </w:rPr>
+        <w:t>fitness_function(x)</w:t>
+      </w:r>
+      <w:r>
+        <w:rPr>
+          <w:rFonts w:ascii="Times New Roman" w:hAnsi="Times New Roman" w:cs="Times New Roman"/>
+        </w:rPr>
+        <w:t xml:space="preserve">. Poniżej podany przykład dla </w:t>
+      </w:r>
+      <w:r>
+        <w:rPr>
+          <w:rFonts w:ascii="Times New Roman" w:hAnsi="Times New Roman" w:cs="Times New Roman"/>
+        </w:rPr>
+        <w:t>-0.4x</w:t>
+      </w:r>
+      <w:r>
+        <w:rPr>
+          <w:rFonts w:ascii="Times New Roman" w:hAnsi="Times New Roman" w:cs="Times New Roman"/>
+          <w:vertAlign w:val="superscript"/>
+        </w:rPr>
+        <w:t>2</w:t>
+      </w:r>
+      <w:r>
+        <w:rPr>
+          <w:rFonts w:ascii="Times New Roman" w:hAnsi="Times New Roman" w:cs="Times New Roman"/>
+        </w:rPr>
+        <w:t>+4x+6</w:t>
+      </w:r>
+      <w:r>
+        <w:rPr>
+          <w:rFonts w:ascii="Times New Roman" w:hAnsi="Times New Roman" w:cs="Times New Roman"/>
+        </w:rPr>
+        <w:t>.</w:t>
+      </w:r>
+    </w:p>
+    <w:p>
+      <w:pPr>
+        <w:rPr>
+          <w:rFonts w:ascii="Times New Roman" w:hAnsi="Times New Roman" w:cs="Times New Roman"/>
+        </w:rPr>
+      </w:pPr>
+      <w:r>
+        <w:rPr>
+          <w:rFonts w:ascii="Times New Roman" w:hAnsi="Times New Roman" w:cs="Times New Roman"/>
+        </w:rPr>
+        <w:drawing>
+          <wp:inline distT="0" distB="0" distL="0" distR="0" wp14:anchorId="251E01BD" wp14:editId="0B356F81">
+            <wp:extent cx="2710032" cy="347460"/>
+            <wp:effectExtent l="0" t="0" r="0" b="0"/>
+            <wp:docPr id="720293718" name="Obraz 1" descr="Obraz zawierający tekst, zrzut ekranu, Czcionka, numer&#10;&#10;Zawartość wygenerowana przez AI może być niepoprawna."/>
+            <wp:cNvGraphicFramePr>
+              <a:graphicFrameLocks xmlns:a="http://schemas.openxmlformats.org/drawingml/2006/main" noChangeAspect="1"/>
+            </wp:cNvGraphicFramePr>
+            <a:graphic xmlns:a="http://schemas.openxmlformats.org/drawingml/2006/main">
+              <a:graphicData uri="http://schemas.openxmlformats.org/drawingml/2006/picture">
+                <pic:pic xmlns:pic="http://schemas.openxmlformats.org/drawingml/2006/picture">
+                  <pic:nvPicPr>
+                    <pic:cNvPr id="540680300" name="Obraz 1" descr="Obraz zawierający tekst, zrzut ekranu, Czcionka, numer&#10;&#10;Zawartość wygenerowana przez AI może być niepoprawna."/>
+                    <pic:cNvPicPr/>
+                  </pic:nvPicPr>
+                  <pic:blipFill rotWithShape="1">
+                    <a:blip r:embed="rId5"/>
+                    <a:srcRect t="74299"/>
+                    <a:stretch>
+                      <a:fillRect/>
+                    </a:stretch>
+                  </pic:blipFill>
+                  <pic:spPr bwMode="auto">
+                    <a:xfrm>
+                      <a:off x="0" y="0"/>
+                      <a:ext cx="2720684" cy="348826"/>
+                    </a:xfrm>
+                    <a:prstGeom prst="rect">
+                      <a:avLst/>
+                    </a:prstGeom>
+                    <a:ln>
+                      <a:noFill/>
+                    </a:ln>
+                    <a:extLst>
+                      <a:ext uri="{53640926-AAD7-44D8-BBD7-CCE9431645EC}">
+                        <a14:shadowObscured xmlns:a14="http://schemas.microsoft.com/office/drawing/2010/main"/>
+                      </a:ext>
+                    </a:extLst>
+                  </pic:spPr>
+                </pic:pic>
+              </a:graphicData>
+            </a:graphic>
+          </wp:inline>
+        </w:drawing>
+      </w:r>
+    </w:p>
+    <w:p>
+      <w:pPr>
+        <w:rPr>
+          <w:rFonts w:ascii="Times New Roman" w:hAnsi="Times New Roman" w:cs="Times New Roman"/>
+        </w:rPr>
+      </w:pPr>
+      <w:r>
+        <w:rPr>
+          <w:rFonts w:ascii="Times New Roman" w:hAnsi="Times New Roman" w:cs="Times New Roman"/>
+        </w:rPr>
+        <w:t xml:space="preserve">Aby uruchomić program w </w:t>
+      </w:r>
+      <w:r>
+        <w:rPr>
+          <w:rFonts w:ascii="Times New Roman" w:hAnsi="Times New Roman" w:cs="Times New Roman"/>
+          <w:b/>
+          <w:bCs/>
+        </w:rPr>
+        <w:t>Visual Studio 2022</w:t>
+      </w:r>
+      <w:r>
+        <w:rPr>
+          <w:rFonts w:ascii="Times New Roman" w:hAnsi="Times New Roman" w:cs="Times New Roman"/>
+        </w:rPr>
+        <w:t xml:space="preserve">, należy otworzyć plik .py, upewnić się, że środowisko ma skonfigurowanego </w:t>
+      </w:r>
+      <w:r>
+        <w:rPr>
+          <w:rFonts w:ascii="Times New Roman" w:hAnsi="Times New Roman" w:cs="Times New Roman"/>
+          <w:b/>
+          <w:bCs/>
+        </w:rPr>
+        <w:t>interpretera Pythona</w:t>
+      </w:r>
+      <w:r>
+        <w:rPr>
+          <w:rFonts w:ascii="Times New Roman" w:hAnsi="Times New Roman" w:cs="Times New Roman"/>
+        </w:rPr>
+        <w:t>, a następnie uruchomić projekt (Ctrl + F5).</w:t>
+      </w:r>
+      <w:r>
+        <w:rPr>
+          <w:rFonts w:ascii="Times New Roman" w:hAnsi="Times New Roman" w:cs="Times New Roman"/>
+        </w:rPr>
+        <w:br/>
+        <w:t>Wyniki (najlepsze, średnie i minimalne dopasowanie w kolejnych generacjach) są wypisywane w konsoli, a po zakończeniu generowany jest wykres postępu i funkcji dopasowania (wykres.png).</w:t>
+      </w:r>
+    </w:p>
+    <w:p>
+      <w:pPr>
+        <w:rPr>
+          <w:rFonts w:ascii="Times New Roman" w:hAnsi="Times New Roman" w:cs="Times New Roman"/>
+        </w:rPr>
+      </w:pPr>
+      <w:r>
+        <w:rPr>
+          <w:rFonts w:ascii="Times New Roman" w:hAnsi="Times New Roman" w:cs="Times New Roman"/>
+        </w:rPr>
+        <w:t>Na wykresie postępu dopasowania:</w:t>
+      </w:r>
+    </w:p>
+    <w:p>
+      <w:pPr>
+        <w:numPr>
+          <w:ilvl w:val="0"/>
+          <w:numId w:val="3"/>
+        </w:numPr>
+        <w:rPr>
+          <w:rFonts w:ascii="Times New Roman" w:hAnsi="Times New Roman" w:cs="Times New Roman"/>
+        </w:rPr>
+      </w:pPr>
+      <w:r>
+        <w:rPr>
+          <w:rFonts w:ascii="Times New Roman" w:hAnsi="Times New Roman" w:cs="Times New Roman"/>
+        </w:rPr>
+        <w:t xml:space="preserve">zielona linia przedstawia </w:t>
+      </w:r>
+      <w:r>
+        <w:rPr>
+          <w:rFonts w:ascii="Times New Roman" w:hAnsi="Times New Roman" w:cs="Times New Roman"/>
+          <w:b/>
+          <w:bCs/>
+        </w:rPr>
+        <w:t>najlepsze dopasowanie</w:t>
+      </w:r>
+      <w:r>
+        <w:rPr>
+          <w:rFonts w:ascii="Times New Roman" w:hAnsi="Times New Roman" w:cs="Times New Roman"/>
+        </w:rPr>
+        <w:t xml:space="preserve"> w każdej generacji,</w:t>
+      </w:r>
+    </w:p>
+    <w:p>
+      <w:pPr>
+        <w:numPr>
+          <w:ilvl w:val="0"/>
+          <w:numId w:val="3"/>
+        </w:numPr>
+        <w:rPr>
+          <w:rFonts w:ascii="Times New Roman" w:hAnsi="Times New Roman" w:cs="Times New Roman"/>
+        </w:rPr>
+      </w:pPr>
+      <w:r>
+        <w:rPr>
+          <w:rFonts w:ascii="Times New Roman" w:hAnsi="Times New Roman" w:cs="Times New Roman"/>
+        </w:rPr>
+        <w:t xml:space="preserve">niebieska – </w:t>
+      </w:r>
+      <w:r>
+        <w:rPr>
+          <w:rFonts w:ascii="Times New Roman" w:hAnsi="Times New Roman" w:cs="Times New Roman"/>
+          <w:b/>
+          <w:bCs/>
+        </w:rPr>
+        <w:t>średnie dopasowanie populacji</w:t>
+      </w:r>
+      <w:r>
+        <w:rPr>
+          <w:rFonts w:ascii="Times New Roman" w:hAnsi="Times New Roman" w:cs="Times New Roman"/>
+        </w:rPr>
+        <w:t>,</w:t>
+      </w:r>
+    </w:p>
+    <w:p>
+      <w:pPr>
+        <w:numPr>
+          <w:ilvl w:val="0"/>
+          <w:numId w:val="3"/>
+        </w:numPr>
+        <w:rPr>
+          <w:rFonts w:ascii="Times New Roman" w:hAnsi="Times New Roman" w:cs="Times New Roman"/>
+        </w:rPr>
+      </w:pPr>
+      <w:r>
+        <w:rPr>
+          <w:rFonts w:ascii="Times New Roman" w:hAnsi="Times New Roman" w:cs="Times New Roman"/>
+        </w:rPr>
+        <w:t xml:space="preserve">czerwona – </w:t>
+      </w:r>
+      <w:r>
+        <w:rPr>
+          <w:rFonts w:ascii="Times New Roman" w:hAnsi="Times New Roman" w:cs="Times New Roman"/>
+          <w:b/>
+          <w:bCs/>
+        </w:rPr>
+        <w:t>najgorszy wynik</w:t>
+      </w:r>
+      <w:r>
+        <w:rPr>
+          <w:rFonts w:ascii="Times New Roman" w:hAnsi="Times New Roman" w:cs="Times New Roman"/>
+        </w:rPr>
+        <w:t>.</w:t>
+      </w:r>
+      <w:r>
+        <w:rPr>
+          <w:rFonts w:ascii="Times New Roman" w:hAnsi="Times New Roman" w:cs="Times New Roman"/>
+        </w:rPr>
+        <w:br/>
+        <w:t>Zbieżność linii oznacza stabilizację populacji i osiągnięcie optimum funkcji.</w:t>
+      </w:r>
+    </w:p>
+    <w:p>
+      <w:pPr>
+        <w:rPr>
+          <w:rFonts w:ascii="Times New Roman" w:hAnsi="Times New Roman" w:cs="Times New Roman"/>
+          <w:b/>
+          <w:bCs/>
+        </w:rPr>
+      </w:pPr>
+      <w:r>
+        <w:rPr>
+          <w:rFonts w:ascii="Times New Roman" w:hAnsi="Times New Roman" w:cs="Times New Roman"/>
+          <w:b/>
+          <w:bCs/>
+        </w:rPr>
+        <w:t>Program</w:t>
+      </w:r>
+      <w:r>
+        <w:rPr>
+          <w:rFonts w:ascii="Times New Roman" w:hAnsi="Times New Roman" w:cs="Times New Roman"/>
+          <w:b/>
+          <w:bCs/>
+        </w:rPr>
+        <w:t xml:space="preserve"> </w:t>
+      </w:r>
+    </w:p>
+    <w:p>
+      <w:pPr>
+        <w:rPr>
+          <w:rFonts w:ascii="Times New Roman" w:hAnsi="Times New Roman" w:cs="Times New Roman"/>
+        </w:rPr>
+      </w:pPr>
+      <w:r>
+        <w:rPr>
+          <w:rFonts w:ascii="Times New Roman" w:hAnsi="Times New Roman" w:cs="Times New Roman"/>
+        </w:rPr>
+        <w:t xml:space="preserve">Ze względu na prostotę implementacji, zdecydowałem się napisać swój projekt w języku Python, wykorzystując bibliotekę matplotlib do rysowania niezbędnych wykresów. Zgodnie z treścią polecenia, zawarłem w </w:t>
+      </w:r>
+      <w:r>
+        <w:rPr>
+          <w:rFonts w:ascii="Times New Roman" w:hAnsi="Times New Roman" w:cs="Times New Roman"/>
+        </w:rPr>
+        <w:t>kodzie</w:t>
+      </w:r>
+      <w:r>
+        <w:rPr>
+          <w:rFonts w:ascii="Times New Roman" w:hAnsi="Times New Roman" w:cs="Times New Roman"/>
+        </w:rPr>
+        <w:t xml:space="preserve"> nieproporcjonalną ruletkę</w:t>
+      </w:r>
+      <w:r>
+        <w:rPr>
+          <w:rFonts w:ascii="Times New Roman" w:hAnsi="Times New Roman" w:cs="Times New Roman"/>
+        </w:rPr>
+        <w:t>, krzyżowanie proste poprzez zamianę ogonów, a także mutację równomierną.</w:t>
       </w:r>
     </w:p>
     <w:p>
@@ -675,14 +1161,7 @@
         <w:rPr>
           <w:rFonts w:ascii="Times New Roman" w:hAnsi="Times New Roman" w:cs="Times New Roman"/>
         </w:rPr>
-        <w:t xml:space="preserve"> maksymalnemu dopasowaniu; mimo tego, nawet w późniejszych populacjach zdarzało się, że minimalne dopasowanie było równe 0. Próba z prawdopodobieństwem 85% charakteryzowała się zarówno największą liczbą najgorszych </w:t>
-      </w:r>
-      <w:proofErr w:type="spellStart"/>
-      <w:r>
-        <w:rPr>
-          <w:rFonts w:ascii="Times New Roman" w:hAnsi="Times New Roman" w:cs="Times New Roman"/>
-        </w:rPr>
-        <w:t>dopasowa</w:t>
+        <w:t xml:space="preserve"> maksymalnemu dopasowaniu; mimo tego, nawet w późniejszych populacjach zdarzało się, że minimalne dopasowanie było równe 0. Próba z prawdopodobieństwem 85% charakteryzowała się zarówno największą liczbą najgorszych dopasowa</w:t>
       </w:r>
       <w:r>
         <w:rPr>
@@ -690,7 +1169,6 @@
         </w:rPr>
         <w:t>ń</w:t>
       </w:r>
-      <w:proofErr w:type="spellEnd"/>
       <w:r>
         <w:rPr>
           <w:rFonts w:ascii="Times New Roman" w:hAnsi="Times New Roman" w:cs="Times New Roman"/>
@@ -1702,21 +2180,7 @@
         <w:rPr>
           <w:rFonts w:ascii="Times New Roman" w:hAnsi="Times New Roman" w:cs="Times New Roman"/>
         </w:rPr>
-        <w:t xml:space="preserve">Najbardziej interesujący jest przypadek 50 pokoleń. W kilku momentach populacja osiągała przystosowanie bardzo bliskie optimum, jednak następnie obserwowano gwałtowne spadki wartości średniego i minimalnego dopasowania. Choć maksymalne dopasowanie pozostało stałe, pozostałe wskaźniki ulegały wyraźnym fluktuacjom. Zjawisko to może być efektem nadmiernej losowości w procesie mutacji lub braku </w:t>
-      </w:r>
-      <w:proofErr w:type="spellStart"/>
-      <w:r>
-        <w:rPr>
-          <w:rFonts w:ascii="Times New Roman" w:hAnsi="Times New Roman" w:cs="Times New Roman"/>
-        </w:rPr>
-        <w:t>elitizmu</w:t>
-      </w:r>
-      <w:proofErr w:type="spellEnd"/>
-      <w:r>
-        <w:rPr>
-          <w:rFonts w:ascii="Times New Roman" w:hAnsi="Times New Roman" w:cs="Times New Roman"/>
-        </w:rPr>
-        <w:t>, co powodowało utratę najlepszych osobników w kolejnych pokoleniach. Mimo to, w końcowej fazie proces ponownie zbliżał się do wysokiego poziomu dopasowania, co sugeruje, że populacja potrafiła odzyskiwać utracone wzorce</w:t>
+        <w:t>Najbardziej interesujący jest przypadek 50 pokoleń. W kilku momentach populacja osiągała przystosowanie bardzo bliskie optimum, jednak następnie obserwowano gwałtowne spadki wartości średniego i minimalnego dopasowania. Choć maksymalne dopasowanie pozostało stałe, pozostałe wskaźniki ulegały wyraźnym fluktuacjom. Zjawisko to może być efektem nadmiernej losowości w procesie mutacji lub braku elitizmu, co powodowało utratę najlepszych osobników w kolejnych pokoleniach. Mimo to, w końcowej fazie proces ponownie zbliżał się do wysokiego poziomu dopasowania, co sugeruje, że populacja potrafiła odzyskiwać utracone wzorce</w:t>
       </w:r>
       <w:r>
         <w:rPr>
@@ -1806,6 +2270,155 @@
 <file path=word/numbering.xml><?xml version="1.0" encoding="utf-8"?>
 <w:numbering xmlns:wpc="http://schemas.microsoft.com/office/word/2010/wordprocessingCanvas" xmlns:cx="http://schemas.microsoft.com/office/drawing/2014/chartex" xmlns:cx1="http://schemas.microsoft.com/office/drawing/2015/9/8/chartex" xmlns:cx2="http://schemas.microsoft.com/office/drawing/2015/10/21/chartex" xmlns:cx3="http://schemas.microsoft.com/office/drawing/2016/5/9/chartex" xmlns:cx4="http://schemas.microsoft.com/office/drawing/2016/5/10/chartex" xmlns:cx5="http://schemas.microsoft.com/office/drawing/2016/5/11/chartex" xmlns:cx6="http://schemas.microsoft.com/office/drawing/2016/5/12/chartex" xmlns:cx7="http://schemas.microsoft.com/office/drawing/2016/5/13/chartex" xmlns:cx8="http://schemas.microsoft.com/office/drawing/2016/5/14/chartex" xmlns:mc="http://schemas.openxmlformats.org/markup-compatibility/2006" xmlns:aink="http://schemas.microsoft.com/office/drawing/2016/ink" xmlns:am3d="http://schemas.microsoft.com/office/drawing/2017/model3d" xmlns:o="urn:schemas-microsoft-com:office:office" xmlns:oel="http://schemas.microsoft.com/office/2019/extlst" xmlns:r="http://schemas.openxmlformats.org/officeDocument/2006/relationships" xmlns:m="http://schemas.openxmlformats.org/officeDocument/2006/math" xmlns:v="urn:schemas-microsoft-com:vml" xmlns:wp14="http://schemas.microsoft.com/office/word/2010/wordprocessingDrawing" xmlns:wp="http://schemas.openxmlformats.org/drawingml/2006/wordprocessingDrawing" xmlns:w10="urn:schemas-microsoft-com:office:word" xmlns:w="http://schemas.openxmlformats.org/wordprocessingml/2006/main" xmlns:w14="http://schemas.microsoft.com/office/word/2010/wordml" xmlns:w15="http://schemas.microsoft.com/office/word/2012/wordml" xmlns:w16cex="http://schemas.microsoft.com/office/word/2018/wordml/cex" xmlns:w16cid="http://schemas.microsoft.com/office/word/2016/wordml/cid" xmlns:w16="http://schemas.microsoft.com/office/word/2018/wordml" xmlns:w16du="http://schemas.microsoft.com/office/word/2023/wordml/word16du" xmlns:w16sdtdh="http://schemas.microsoft.com/office/word/2020/wordml/sdtdatahash" xmlns:w16sdtfl="http://schemas.microsoft.com/office/word/2024/wordml/sdtformatlock" xmlns:w16se="http://schemas.microsoft.com/office/word/2015/wordml/symex" xmlns:wpg="http://schemas.microsoft.com/office/word/2010/wordprocessingGroup" xmlns:wpi="http://schemas.microsoft.com/office/word/2010/wordprocessingInk" xmlns:wne="http://schemas.microsoft.com/office/word/2006/wordml" xmlns:wps="http://schemas.microsoft.com/office/word/2010/wordprocessingShape" mc:Ignorable="w14 w15 w16se w16cid w16 w16cex w16sdtdh w16sdtfl w16du wp14">
   <w:abstractNum w:abstractNumId="0" w15:restartNumberingAfterBreak="0">
+    <w:nsid w:val="59A029AE"/>
+    <w:multiLevelType w:val="multilevel"/>
+    <w:tmpl w:val="7396B100"/>
+    <w:lvl w:ilvl="0">
+      <w:start w:val="1"/>
+      <w:numFmt w:val="bullet"/>
+      <w:lvlText w:val=""/>
+      <w:lvlJc w:val="left"/>
+      <w:pPr>
+        <w:tabs>
+          <w:tab w:val="num" w:pos="720"/>
+        </w:tabs>
+        <w:ind w:left="720" w:hanging="360"/>
+      </w:pPr>
+      <w:rPr>
+        <w:rFonts w:ascii="Symbol" w:hAnsi="Symbol" w:hint="default"/>
+        <w:sz w:val="20"/>
+      </w:rPr>
+    </w:lvl>
+    <w:lvl w:ilvl="1" w:tentative="1">
+      <w:start w:val="1"/>
+      <w:numFmt w:val="bullet"/>
+      <w:lvlText w:val="o"/>
+      <w:lvlJc w:val="left"/>
+      <w:pPr>
+        <w:tabs>
+          <w:tab w:val="num" w:pos="1440"/>
+        </w:tabs>
+        <w:ind w:left="1440" w:hanging="360"/>
+      </w:pPr>
+      <w:rPr>
+        <w:rFonts w:ascii="Courier New" w:hAnsi="Courier New" w:hint="default"/>
+        <w:sz w:val="20"/>
+      </w:rPr>
+    </w:lvl>
+    <w:lvl w:ilvl="2" w:tentative="1">
+      <w:start w:val="1"/>
+      <w:numFmt w:val="bullet"/>
+      <w:lvlText w:val=""/>
+      <w:lvlJc w:val="left"/>
+      <w:pPr>
+        <w:tabs>
+          <w:tab w:val="num" w:pos="2160"/>
+        </w:tabs>
+        <w:ind w:left="2160" w:hanging="360"/>
+      </w:pPr>
+      <w:rPr>
+        <w:rFonts w:ascii="Wingdings" w:hAnsi="Wingdings" w:hint="default"/>
+        <w:sz w:val="20"/>
+      </w:rPr>
+    </w:lvl>
+    <w:lvl w:ilvl="3" w:tentative="1">
+      <w:start w:val="1"/>
+      <w:numFmt w:val="bullet"/>
+      <w:lvlText w:val=""/>
+      <w:lvlJc w:val="left"/>
+      <w:pPr>
+        <w:tabs>
+          <w:tab w:val="num" w:pos="2880"/>
+        </w:tabs>
+        <w:ind w:left="2880" w:hanging="360"/>
+      </w:pPr>
+      <w:rPr>
+        <w:rFonts w:ascii="Wingdings" w:hAnsi="Wingdings" w:hint="default"/>
+        <w:sz w:val="20"/>
+      </w:rPr>
+    </w:lvl>
+    <w:lvl w:ilvl="4" w:tentative="1">
+      <w:start w:val="1"/>
+      <w:numFmt w:val="bullet"/>
+      <w:lvlText w:val=""/>
+      <w:lvlJc w:val="left"/>
+      <w:pPr>
+        <w:tabs>
+          <w:tab w:val="num" w:pos="3600"/>
+        </w:tabs>
+        <w:ind w:left="3600" w:hanging="360"/>
+      </w:pPr>
+      <w:rPr>
+        <w:rFonts w:ascii="Wingdings" w:hAnsi="Wingdings" w:hint="default"/>
+        <w:sz w:val="20"/>
+      </w:rPr>
+    </w:lvl>
+    <w:lvl w:ilvl="5" w:tentative="1">
+      <w:start w:val="1"/>
+      <w:numFmt w:val="bullet"/>
+      <w:lvlText w:val=""/>
+      <w:lvlJc w:val="left"/>
+      <w:pPr>
+        <w:tabs>
+          <w:tab w:val="num" w:pos="4320"/>
+        </w:tabs>
+        <w:ind w:left="4320" w:hanging="360"/>
+      </w:pPr>
+      <w:rPr>
+        <w:rFonts w:ascii="Wingdings" w:hAnsi="Wingdings" w:hint="default"/>
+        <w:sz w:val="20"/>
+      </w:rPr>
+    </w:lvl>
+    <w:lvl w:ilvl="6" w:tentative="1">
+      <w:start w:val="1"/>
+      <w:numFmt w:val="bullet"/>
+      <w:lvlText w:val=""/>
+      <w:lvlJc w:val="left"/>
+      <w:pPr>
+        <w:tabs>
+          <w:tab w:val="num" w:pos="5040"/>
+        </w:tabs>
+        <w:ind w:left="5040" w:hanging="360"/>
+      </w:pPr>
+      <w:rPr>
+        <w:rFonts w:ascii="Wingdings" w:hAnsi="Wingdings" w:hint="default"/>
+        <w:sz w:val="20"/>
+      </w:rPr>
+    </w:lvl>
+    <w:lvl w:ilvl="7" w:tentative="1">
+      <w:start w:val="1"/>
+      <w:numFmt w:val="bullet"/>
+      <w:lvlText w:val=""/>
+      <w:lvlJc w:val="left"/>
+      <w:pPr>
+        <w:tabs>
+          <w:tab w:val="num" w:pos="5760"/>
+        </w:tabs>
+        <w:ind w:left="5760" w:hanging="360"/>
+      </w:pPr>
+      <w:rPr>
+        <w:rFonts w:ascii="Wingdings" w:hAnsi="Wingdings" w:hint="default"/>
+        <w:sz w:val="20"/>
+      </w:rPr>
+    </w:lvl>
+    <w:lvl w:ilvl="8" w:tentative="1">
+      <w:start w:val="1"/>
+      <w:numFmt w:val="bullet"/>
+      <w:lvlText w:val=""/>
+      <w:lvlJc w:val="left"/>
+      <w:pPr>
+        <w:tabs>
+          <w:tab w:val="num" w:pos="6480"/>
+        </w:tabs>
+        <w:ind w:left="6480" w:hanging="360"/>
+      </w:pPr>
+      <w:rPr>
+        <w:rFonts w:ascii="Wingdings" w:hAnsi="Wingdings" w:hint="default"/>
+        <w:sz w:val="20"/>
+      </w:rPr>
+    </w:lvl>
+  </w:abstractNum>
+  <w:abstractNum w:abstractNumId="1" w15:restartNumberingAfterBreak="0">
     <w:nsid w:val="64462406"/>
     <w:multiLevelType w:val="hybridMultilevel"/>
     <w:tmpl w:val="7D825906"/>
@@ -1918,7 +2531,162 @@
       </w:rPr>
     </w:lvl>
   </w:abstractNum>
+  <w:abstractNum w:abstractNumId="2" w15:restartNumberingAfterBreak="0">
+    <w:nsid w:val="65D44C39"/>
+    <w:multiLevelType w:val="multilevel"/>
+    <w:tmpl w:val="E2FEC93C"/>
+    <w:lvl w:ilvl="0">
+      <w:start w:val="1"/>
+      <w:numFmt w:val="bullet"/>
+      <w:lvlText w:val=""/>
+      <w:lvlJc w:val="left"/>
+      <w:pPr>
+        <w:tabs>
+          <w:tab w:val="num" w:pos="720"/>
+        </w:tabs>
+        <w:ind w:left="720" w:hanging="360"/>
+      </w:pPr>
+      <w:rPr>
+        <w:rFonts w:ascii="Symbol" w:hAnsi="Symbol" w:hint="default"/>
+        <w:sz w:val="20"/>
+      </w:rPr>
+    </w:lvl>
+    <w:lvl w:ilvl="1" w:tentative="1">
+      <w:start w:val="1"/>
+      <w:numFmt w:val="bullet"/>
+      <w:lvlText w:val="o"/>
+      <w:lvlJc w:val="left"/>
+      <w:pPr>
+        <w:tabs>
+          <w:tab w:val="num" w:pos="1440"/>
+        </w:tabs>
+        <w:ind w:left="1440" w:hanging="360"/>
+      </w:pPr>
+      <w:rPr>
+        <w:rFonts w:ascii="Courier New" w:hAnsi="Courier New" w:hint="default"/>
+        <w:sz w:val="20"/>
+      </w:rPr>
+    </w:lvl>
+    <w:lvl w:ilvl="2" w:tentative="1">
+      <w:start w:val="1"/>
+      <w:numFmt w:val="bullet"/>
+      <w:lvlText w:val=""/>
+      <w:lvlJc w:val="left"/>
+      <w:pPr>
+        <w:tabs>
+          <w:tab w:val="num" w:pos="2160"/>
+        </w:tabs>
+        <w:ind w:left="2160" w:hanging="360"/>
+      </w:pPr>
+      <w:rPr>
+        <w:rFonts w:ascii="Wingdings" w:hAnsi="Wingdings" w:hint="default"/>
+        <w:sz w:val="20"/>
+      </w:rPr>
+    </w:lvl>
+    <w:lvl w:ilvl="3" w:tentative="1">
+      <w:start w:val="1"/>
+      <w:numFmt w:val="bullet"/>
+      <w:lvlText w:val=""/>
+      <w:lvlJc w:val="left"/>
+      <w:pPr>
+        <w:tabs>
+          <w:tab w:val="num" w:pos="2880"/>
+        </w:tabs>
+        <w:ind w:left="2880" w:hanging="360"/>
+      </w:pPr>
+      <w:rPr>
+        <w:rFonts w:ascii="Wingdings" w:hAnsi="Wingdings" w:hint="default"/>
+        <w:sz w:val="20"/>
+      </w:rPr>
+    </w:lvl>
+    <w:lvl w:ilvl="4" w:tentative="1">
+      <w:start w:val="1"/>
+      <w:numFmt w:val="bullet"/>
+      <w:lvlText w:val=""/>
+      <w:lvlJc w:val="left"/>
+      <w:pPr>
+        <w:tabs>
+          <w:tab w:val="num" w:pos="3600"/>
+        </w:tabs>
+        <w:ind w:left="3600" w:hanging="360"/>
+      </w:pPr>
+      <w:rPr>
+        <w:rFonts w:ascii="Wingdings" w:hAnsi="Wingdings" w:hint="default"/>
+        <w:sz w:val="20"/>
+      </w:rPr>
+    </w:lvl>
+    <w:lvl w:ilvl="5" w:tentative="1">
+      <w:start w:val="1"/>
+      <w:numFmt w:val="bullet"/>
+      <w:lvlText w:val=""/>
+      <w:lvlJc w:val="left"/>
+      <w:pPr>
+        <w:tabs>
+          <w:tab w:val="num" w:pos="4320"/>
+        </w:tabs>
+        <w:ind w:left="4320" w:hanging="360"/>
+      </w:pPr>
+      <w:rPr>
+        <w:rFonts w:ascii="Wingdings" w:hAnsi="Wingdings" w:hint="default"/>
+        <w:sz w:val="20"/>
+      </w:rPr>
+    </w:lvl>
+    <w:lvl w:ilvl="6" w:tentative="1">
+      <w:start w:val="1"/>
+      <w:numFmt w:val="bullet"/>
+      <w:lvlText w:val=""/>
+      <w:lvlJc w:val="left"/>
+      <w:pPr>
+        <w:tabs>
+          <w:tab w:val="num" w:pos="5040"/>
+        </w:tabs>
+        <w:ind w:left="5040" w:hanging="360"/>
+      </w:pPr>
+      <w:rPr>
+        <w:rFonts w:ascii="Wingdings" w:hAnsi="Wingdings" w:hint="default"/>
+        <w:sz w:val="20"/>
+      </w:rPr>
+    </w:lvl>
+    <w:lvl w:ilvl="7" w:tentative="1">
+      <w:start w:val="1"/>
+      <w:numFmt w:val="bullet"/>
+      <w:lvlText w:val=""/>
+      <w:lvlJc w:val="left"/>
+      <w:pPr>
+        <w:tabs>
+          <w:tab w:val="num" w:pos="5760"/>
+        </w:tabs>
+        <w:ind w:left="5760" w:hanging="360"/>
+      </w:pPr>
+      <w:rPr>
+        <w:rFonts w:ascii="Wingdings" w:hAnsi="Wingdings" w:hint="default"/>
+        <w:sz w:val="20"/>
+      </w:rPr>
+    </w:lvl>
+    <w:lvl w:ilvl="8" w:tentative="1">
+      <w:start w:val="1"/>
+      <w:numFmt w:val="bullet"/>
+      <w:lvlText w:val=""/>
+      <w:lvlJc w:val="left"/>
+      <w:pPr>
+        <w:tabs>
+          <w:tab w:val="num" w:pos="6480"/>
+        </w:tabs>
+        <w:ind w:left="6480" w:hanging="360"/>
+      </w:pPr>
+      <w:rPr>
+        <w:rFonts w:ascii="Wingdings" w:hAnsi="Wingdings" w:hint="default"/>
+        <w:sz w:val="20"/>
+      </w:rPr>
+    </w:lvl>
+  </w:abstractNum>
   <w:num w:numId="1" w16cid:durableId="656690603">
+    <w:abstractNumId w:val="1"/>
+  </w:num>
+  <w:num w:numId="2" w16cid:durableId="1355841480">
+    <w:abstractNumId w:val="2"/>
+  </w:num>
+  <w:num w:numId="3" w16cid:durableId="2131702156">
     <w:abstractNumId w:val="0"/>
   </w:num>
 </w:numbering>
@@ -2527,7 +3295,6 @@
   <w:style w:type="character" w:default="1" w:styleId="Domylnaczcionkaakapitu">
     <w:name w:val="Default Paragraph Font"/>
     <w:uiPriority w:val="1"/>
-    <w:semiHidden/>
     <w:unhideWhenUsed/>
   </w:style>
   <w:style w:type="table" w:default="1" w:styleId="Standardowy">
